--- a/ASM/ASM.docx
+++ b/ASM/ASM.docx
@@ -24,7 +24,7 @@
           <w:sz w:val="24"/>
           <w:szCs w:val="24"/>
         </w:rPr>
-        <w:instrText xml:space="preserve"> HYPERLINK "https://github.com/ndbk299/ITA105/blob/main/ASM.py" </w:instrText>
+        <w:instrText xml:space="preserve"> HYPERLINK "https://github.com/ndbk299/ITA105/blob/main/ASM/ASM.py" </w:instrText>
       </w:r>
       <w:r>
         <w:rPr>
@@ -41,7 +41,7 @@
           <w:sz w:val="24"/>
           <w:szCs w:val="24"/>
         </w:rPr>
-        <w:t>ITA105/ASM.py at main · ndbk299/ITA105</w:t>
+        <w:t>ITA105/ASM/ASM.py at main · ndbk299/ITA105</w:t>
       </w:r>
       <w:r>
         <w:rPr>
@@ -55,66 +55,55 @@
     <w:p>
       <w:pPr>
         <w:rPr>
-          <w:rFonts w:hint="default" w:ascii="SimSun" w:hAnsi="SimSun" w:eastAsia="SimSun" w:cs="SimSun"/>
-          <w:sz w:val="24"/>
-          <w:szCs w:val="24"/>
-          <w:lang w:val="en-US"/>
+          <w:rFonts w:ascii="SimSun" w:hAnsi="SimSun" w:eastAsia="SimSun" w:cs="SimSun"/>
+          <w:sz w:val="24"/>
+          <w:szCs w:val="24"/>
         </w:rPr>
       </w:pPr>
+      <w:bookmarkStart w:id="0" w:name="_GoBack"/>
+      <w:r>
+        <w:rPr>
+          <w:rFonts w:ascii="SimSun" w:hAnsi="SimSun" w:eastAsia="SimSun" w:cs="SimSun"/>
+          <w:sz w:val="24"/>
+          <w:szCs w:val="24"/>
+        </w:rPr>
+        <w:fldChar w:fldCharType="begin"/>
+      </w:r>
+      <w:r>
+        <w:rPr>
+          <w:rFonts w:ascii="SimSun" w:hAnsi="SimSun" w:eastAsia="SimSun" w:cs="SimSun"/>
+          <w:sz w:val="24"/>
+          <w:szCs w:val="24"/>
+        </w:rPr>
+        <w:instrText xml:space="preserve"> HYPERLINK "https://www.tiktok.com/@sep.29th/video/7629278750764584199" </w:instrText>
+      </w:r>
+      <w:r>
+        <w:rPr>
+          <w:rFonts w:ascii="SimSun" w:hAnsi="SimSun" w:eastAsia="SimSun" w:cs="SimSun"/>
+          <w:sz w:val="24"/>
+          <w:szCs w:val="24"/>
+        </w:rPr>
+        <w:fldChar w:fldCharType="separate"/>
+      </w:r>
+      <w:r>
+        <w:rPr>
+          <w:rStyle w:val="4"/>
+          <w:rFonts w:ascii="SimSun" w:hAnsi="SimSun" w:eastAsia="SimSun" w:cs="SimSun"/>
+          <w:sz w:val="24"/>
+          <w:szCs w:val="24"/>
+        </w:rPr>
+        <w:t>(30)Bánh Học IT Và Yêu Em (@sep.29th) | TikTok</w:t>
+      </w:r>
+      <w:r>
+        <w:rPr>
+          <w:rFonts w:ascii="SimSun" w:hAnsi="SimSun" w:eastAsia="SimSun" w:cs="SimSun"/>
+          <w:sz w:val="24"/>
+          <w:szCs w:val="24"/>
+        </w:rPr>
+        <w:fldChar w:fldCharType="end"/>
+      </w:r>
     </w:p>
-    <w:p>
-      <w:pPr>
-        <w:rPr>
-          <w:rFonts w:hint="default" w:ascii="SimSun" w:hAnsi="SimSun" w:eastAsia="SimSun" w:cs="SimSun"/>
-          <w:sz w:val="24"/>
-          <w:szCs w:val="24"/>
-          <w:lang w:val="en-US"/>
-        </w:rPr>
-      </w:pPr>
-      <w:r>
-        <w:rPr>
-          <w:rFonts w:ascii="SimSun" w:hAnsi="SimSun" w:eastAsia="SimSun" w:cs="SimSun"/>
-          <w:sz w:val="24"/>
-          <w:szCs w:val="24"/>
-        </w:rPr>
-        <w:fldChar w:fldCharType="begin"/>
-      </w:r>
-      <w:r>
-        <w:rPr>
-          <w:rFonts w:ascii="SimSun" w:hAnsi="SimSun" w:eastAsia="SimSun" w:cs="SimSun"/>
-          <w:sz w:val="24"/>
-          <w:szCs w:val="24"/>
-        </w:rPr>
-        <w:instrText xml:space="preserve"> HYPERLINK "https://www.tiktok.com/@sep.29th/video/7625925345170001159" </w:instrText>
-      </w:r>
-      <w:r>
-        <w:rPr>
-          <w:rFonts w:ascii="SimSun" w:hAnsi="SimSun" w:eastAsia="SimSun" w:cs="SimSun"/>
-          <w:sz w:val="24"/>
-          <w:szCs w:val="24"/>
-        </w:rPr>
-        <w:fldChar w:fldCharType="separate"/>
-      </w:r>
-      <w:r>
-        <w:rPr>
-          <w:rStyle w:val="4"/>
-          <w:rFonts w:ascii="SimSun" w:hAnsi="SimSun" w:eastAsia="SimSun" w:cs="SimSun"/>
-          <w:sz w:val="24"/>
-          <w:szCs w:val="24"/>
-        </w:rPr>
-        <w:t>(20)7700443483429 #fptpolytechnic #laptrinhungdungtrituenhantao #tienxulyd... | TikTok</w:t>
-      </w:r>
-      <w:r>
-        <w:rPr>
-          <w:rFonts w:ascii="SimSun" w:hAnsi="SimSun" w:eastAsia="SimSun" w:cs="SimSun"/>
-          <w:sz w:val="24"/>
-          <w:szCs w:val="24"/>
-        </w:rPr>
-        <w:fldChar w:fldCharType="end"/>
-      </w:r>
-      <w:bookmarkStart w:id="0" w:name="_GoBack"/>
-      <w:bookmarkEnd w:id="0"/>
-    </w:p>
+    <w:bookmarkEnd w:id="0"/>
     <w:sectPr>
       <w:pgSz w:w="11906" w:h="16838"/>
       <w:pgMar w:top="1440" w:right="1800" w:bottom="1440" w:left="1800" w:header="720" w:footer="720" w:gutter="0"/>
@@ -221,7 +210,7 @@
     <w:lsdException w:unhideWhenUsed="0" w:uiPriority="0" w:semiHidden="0" w:name="Body Text Indent 2"/>
     <w:lsdException w:unhideWhenUsed="0" w:uiPriority="0" w:semiHidden="0" w:name="Body Text Indent 3"/>
     <w:lsdException w:unhideWhenUsed="0" w:uiPriority="0" w:semiHidden="0" w:name="Block Text"/>
-    <w:lsdException w:qFormat="1" w:unhideWhenUsed="0" w:uiPriority="0" w:semiHidden="0" w:name="Hyperlink"/>
+    <w:lsdException w:unhideWhenUsed="0" w:uiPriority="0" w:semiHidden="0" w:name="Hyperlink"/>
     <w:lsdException w:unhideWhenUsed="0" w:uiPriority="0" w:semiHidden="0" w:name="FollowedHyperlink"/>
     <w:lsdException w:qFormat="1" w:unhideWhenUsed="0" w:uiPriority="0" w:semiHidden="0" w:name="Strong"/>
     <w:lsdException w:qFormat="1" w:unhideWhenUsed="0" w:uiPriority="0" w:semiHidden="0" w:name="Emphasis"/>
@@ -417,7 +406,6 @@
   <w:style w:type="character" w:styleId="4">
     <w:name w:val="Hyperlink"/>
     <w:basedOn w:val="2"/>
-    <w:qFormat/>
     <w:uiPriority w:val="0"/>
     <w:rPr>
       <w:color w:val="0000FF"/>
